--- a/template.docx
+++ b/template.docx
@@ -1,6 +1,6 @@
 
 <file path=word/document.xml><?xml version="1.0" encoding="utf-8"?>
-<w:document xmlns:wpc="http://schemas.microsoft.com/office/word/2010/wordprocessingCanvas" xmlns:cx="http://schemas.microsoft.com/office/drawing/2014/chartex" xmlns:cx1="http://schemas.microsoft.com/office/drawing/2015/9/8/chartex" xmlns:cx2="http://schemas.microsoft.com/office/drawing/2015/10/21/chartex" xmlns:cx3="http://schemas.microsoft.com/office/drawing/2016/5/9/chartex" xmlns:cx4="http://schemas.microsoft.com/office/drawing/2016/5/10/chartex" xmlns:cx5="http://schemas.microsoft.com/office/drawing/2016/5/11/chartex" xmlns:cx6="http://schemas.microsoft.com/office/drawing/2016/5/12/chartex" xmlns:cx7="http://schemas.microsoft.com/office/drawing/2016/5/13/chartex" xmlns:cx8="http://schemas.microsoft.com/office/drawing/2016/5/14/chartex" xmlns:mc="http://schemas.openxmlformats.org/markup-compatibility/2006" xmlns:aink="http://schemas.microsoft.com/office/drawing/2016/ink" xmlns:am3d="http://schemas.microsoft.com/office/drawing/2017/model3d" xmlns:o="urn:schemas-microsoft-com:office:office" xmlns:oel="http://schemas.microsoft.com/office/2019/extlst" xmlns:r="http://schemas.openxmlformats.org/officeDocument/2006/relationships" xmlns:m="http://schemas.openxmlformats.org/officeDocument/2006/math" xmlns:v="urn:schemas-microsoft-com:vml" xmlns:wp14="http://schemas.microsoft.com/office/word/2010/wordprocessingDrawing" xmlns:wp="http://schemas.openxmlformats.org/drawingml/2006/wordprocessingDrawing" xmlns:w10="urn:schemas-microsoft-com:office:word" xmlns:w="http://schemas.openxmlformats.org/wordprocessingml/2006/main" xmlns:w14="http://schemas.microsoft.com/office/word/2010/wordml" xmlns:w15="http://schemas.microsoft.com/office/word/2012/wordml" xmlns:w16cex="http://schemas.microsoft.com/office/word/2018/wordml/cex" xmlns:w16cid="http://schemas.microsoft.com/office/word/2016/wordml/cid" xmlns:w16="http://schemas.microsoft.com/office/word/2018/wordml" xmlns:w16du="http://schemas.microsoft.com/office/word/2023/wordml/word16du" xmlns:w16sdtdh="http://schemas.microsoft.com/office/word/2020/wordml/sdtdatahash" xmlns:w16sdtfl="http://schemas.microsoft.com/office/word/2024/wordml/sdtformatlock" xmlns:w16se="http://schemas.microsoft.com/office/word/2015/wordml/symex" xmlns:wpg="http://schemas.microsoft.com/office/word/2010/wordprocessingGroup" xmlns:wpi="http://schemas.microsoft.com/office/word/2010/wordprocessingInk" xmlns:wne="http://schemas.microsoft.com/office/word/2006/wordml" xmlns:wps="http://schemas.microsoft.com/office/word/2010/wordprocessingShape" mc:Ignorable="w14 w15 w16se w16cid w16 w16cex w16sdtdh w16sdtfl w16du wp14">
+<w:document xmlns:wpc="http://schemas.microsoft.com/office/word/2010/wordprocessingCanvas" xmlns:cx="http://schemas.microsoft.com/office/drawing/2014/chartex" xmlns:cx1="http://schemas.microsoft.com/office/drawing/2015/9/8/chartex" xmlns:cx2="http://schemas.microsoft.com/office/drawing/2015/10/21/chartex" xmlns:cx3="http://schemas.microsoft.com/office/drawing/2016/5/9/chartex" xmlns:cx4="http://schemas.microsoft.com/office/drawing/2016/5/10/chartex" xmlns:cx5="http://schemas.microsoft.com/office/drawing/2016/5/11/chartex" xmlns:cx6="http://schemas.microsoft.com/office/drawing/2016/5/12/chartex" xmlns:cx7="http://schemas.microsoft.com/office/drawing/2016/5/13/chartex" xmlns:cx8="http://schemas.microsoft.com/office/drawing/2016/5/14/chartex" xmlns:mc="http://schemas.openxmlformats.org/markup-compatibility/2006" xmlns:m="http://schemas.openxmlformats.org/officeDocument/2006/math" xmlns:aink="http://schemas.microsoft.com/office/drawing/2016/ink" xmlns:am3d="http://schemas.microsoft.com/office/drawing/2017/model3d" xmlns:oel="http://schemas.microsoft.com/office/2019/extlst" xmlns:r="http://schemas.openxmlformats.org/officeDocument/2006/relationships" xmlns:wp14="http://schemas.microsoft.com/office/word/2010/wordprocessingDrawing" xmlns:wp="http://schemas.openxmlformats.org/drawingml/2006/wordprocessingDrawing" xmlns:wpg="http://schemas.microsoft.com/office/word/2010/wordprocessingGroup" xmlns:wpi="http://schemas.microsoft.com/office/word/2010/wordprocessingInk" xmlns:wps="http://schemas.microsoft.com/office/word/2010/wordprocessingShape" xmlns:o="urn:schemas-microsoft-com:office:office" xmlns:v="urn:schemas-microsoft-com:vml" xmlns:w10="urn:schemas-microsoft-com:office:word" xmlns:w="http://schemas.openxmlformats.org/wordprocessingml/2006/main" xmlns:w14="http://schemas.microsoft.com/office/word/2010/wordml" xmlns:w15="http://schemas.microsoft.com/office/word/2012/wordml" xmlns:w16cex="http://schemas.microsoft.com/office/word/2018/wordml/cex" xmlns:w16cid="http://schemas.microsoft.com/office/word/2016/wordml/cid" xmlns:w16="http://schemas.microsoft.com/office/word/2018/wordml" xmlns:w16sdtdh="http://schemas.microsoft.com/office/word/2020/wordml/sdtdatahash" xmlns:w16sdtfl="http://schemas.microsoft.com/office/word/2024/wordml/sdtformatlock" xmlns:w16se="http://schemas.microsoft.com/office/word/2015/wordml/symex" xmlns:w16du="http://schemas.microsoft.com/office/word/2023/wordml/word16du" xmlns:wne="http://schemas.microsoft.com/office/word/2006/wordml" mc:Ignorable="w14 w15 w16se w16cid w16 w16cex w16sdtdh w16sdtfl w16du wp14">
   <w:body>
     <w:p>
       <w:pPr>
@@ -12647,328 +12647,6 @@
           <w:rFonts w:asciiTheme="minorEastAsia" w:hAnsiTheme="minorEastAsia" w:cs="DFHKStdKai-B5" w:hint="eastAsia"/>
           <w:b/>
           <w:bCs/>
-          <w:noProof/>
-          <w:sz w:val="20"/>
-          <w:szCs w:val="20"/>
-          <w14:ligatures w14:val="standardContextual"/>
-        </w:rPr>
-        <mc:AlternateContent>
-          <mc:Choice Requires="wps">
-            <w:drawing>
-              <wp:anchor distT="0" distB="0" distL="114300" distR="114300" simplePos="0" relativeHeight="251659264" behindDoc="0" locked="0" layoutInCell="1" allowOverlap="1" wp14:anchorId="0F3FE494" wp14:editId="376A4DB8">
-                <wp:simplePos x="0" y="0"/>
-                <wp:positionH relativeFrom="column">
-                  <wp:posOffset>3556442</wp:posOffset>
-                </wp:positionH>
-                <wp:positionV relativeFrom="paragraph">
-                  <wp:posOffset>-171560</wp:posOffset>
-                </wp:positionV>
-                <wp:extent cx="3299460" cy="370840"/>
-                <wp:effectExtent l="0" t="0" r="15240" b="10160"/>
-                <wp:wrapNone/>
-                <wp:docPr id="480051360" name="文字方塊 1"/>
-                <wp:cNvGraphicFramePr/>
-                <a:graphic xmlns:a="http://schemas.openxmlformats.org/drawingml/2006/main">
-                  <a:graphicData uri="http://schemas.microsoft.com/office/word/2010/wordprocessingShape">
-                    <wps:wsp>
-                      <wps:cNvSpPr txBox="1"/>
-                      <wps:spPr>
-                        <a:xfrm>
-                          <a:off x="0" y="0"/>
-                          <a:ext cx="3299460" cy="370840"/>
-                        </a:xfrm>
-                        <a:prstGeom prst="rect">
-                          <a:avLst/>
-                        </a:prstGeom>
-                        <a:solidFill>
-                          <a:schemeClr val="lt1"/>
-                        </a:solidFill>
-                        <a:ln w="6350">
-                          <a:solidFill>
-                            <a:prstClr val="black"/>
-                          </a:solidFill>
-                        </a:ln>
-                      </wps:spPr>
-                      <wps:txbx>
-                        <w:txbxContent>
-                          <w:p>
-                            <w:pPr>
-                              <w:rPr>
-                                <w:sz w:val="20"/>
-                                <w:szCs w:val="20"/>
-                                <w:lang w:val="x-none"/>
-                              </w:rPr>
-                            </w:pPr>
-                            <w:proofErr w:type="spellStart"/>
-                            <w:r>
-                              <w:rPr>
-                                <w:sz w:val="20"/>
-                                <w:szCs w:val="20"/>
-                                <w:lang w:val="x-none"/>
-                              </w:rPr>
-                              <w:t>L</w:t>
-                            </w:r>
-                            <w:r>
-                              <w:rPr>
-                                <w:sz w:val="20"/>
-                                <w:szCs w:val="20"/>
-                                <w:lang w:val="x-none"/>
-                              </w:rPr>
-                              <w:t>評二</w:t>
-                            </w:r>
-                            <w:proofErr w:type="spellEnd"/>
-                            <w:r>
-                              <w:rPr>
-                                <w:sz w:val="20"/>
-                                <w:szCs w:val="20"/>
-                                <w:lang w:val="x-none"/>
-                              </w:rPr>
-                              <w:t xml:space="preserve"> </w:t>
-                            </w:r>
-                            <w:r>
-                              <w:rPr>
-                                <w:rFonts w:hint="eastAsia"/>
-                                <w:sz w:val="20"/>
-                                <w:szCs w:val="20"/>
-                                <w:lang w:val="x-none"/>
-                              </w:rPr>
-                              <w:t>（</w:t>
-                            </w:r>
-                            <w:r>
-                              <w:rPr>
-                                <w:sz w:val="20"/>
-                                <w:szCs w:val="20"/>
-                                <w:lang w:val="x-none"/>
-                              </w:rPr>
-                              <w:t>單元五</w:t>
-                            </w:r>
-                            <w:r>
-                              <w:rPr>
-                                <w:rFonts w:hint="eastAsia"/>
-                                <w:sz w:val="20"/>
-                                <w:szCs w:val="20"/>
-                                <w:lang w:val="x-none"/>
-                              </w:rPr>
-                              <w:t>）</w:t>
-                            </w:r>
-                            <w:r>
-                              <w:rPr>
-                                <w:sz w:val="20"/>
-                                <w:szCs w:val="20"/>
-                                <w:lang w:val="x-none"/>
-                              </w:rPr>
-                              <w:t>說評二</w:t>
-                            </w:r>
-                            <w:r>
-                              <w:rPr>
-                                <w:sz w:val="20"/>
-                                <w:szCs w:val="20"/>
-                                <w:lang w:val="x-none"/>
-                              </w:rPr>
-                              <w:t xml:space="preserve"> </w:t>
-                            </w:r>
-                            <w:r>
-                              <w:rPr>
-                                <w:sz w:val="20"/>
-                                <w:szCs w:val="20"/>
-                                <w:lang w:val="x-none"/>
-                              </w:rPr>
-                              <w:t>寫評二</w:t>
-                            </w:r>
-                            <w:r>
-                              <w:rPr>
-                                <w:sz w:val="20"/>
-                                <w:szCs w:val="20"/>
-                                <w:lang w:val="x-none"/>
-                              </w:rPr>
-                              <w:t xml:space="preserve"> </w:t>
-                            </w:r>
-                            <w:r>
-                              <w:rPr>
-                                <w:sz w:val="20"/>
-                                <w:szCs w:val="20"/>
-                                <w:lang w:val="x-none"/>
-                              </w:rPr>
-                              <w:t>要在</w:t>
-                            </w:r>
-                            <w:r>
-                              <w:rPr>
-                                <w:sz w:val="20"/>
-                                <w:szCs w:val="20"/>
-                                <w:lang w:val="x-none"/>
-                              </w:rPr>
-                              <w:t>新年假前完成</w:t>
-                            </w:r>
-                            <w:r>
-                              <w:rPr>
-                                <w:rFonts w:hint="eastAsia"/>
-                                <w:sz w:val="20"/>
-                                <w:szCs w:val="20"/>
-                                <w:lang w:val="x-none"/>
-                              </w:rPr>
-                              <w:t>！</w:t>
-                            </w:r>
-                          </w:p>
-                        </w:txbxContent>
-                      </wps:txbx>
-                      <wps:bodyPr rot="0" spcFirstLastPara="0" vertOverflow="overflow" horzOverflow="overflow" vert="horz" wrap="square" lIns="91440" tIns="45720" rIns="91440" bIns="45720" numCol="1" spcCol="0" rtlCol="0" fromWordArt="0" anchor="t" anchorCtr="0" forceAA="0" compatLnSpc="1">
-                        <a:prstTxWarp prst="textNoShape">
-                          <a:avLst/>
-                        </a:prstTxWarp>
-                        <a:noAutofit/>
-                      </wps:bodyPr>
-                    </wps:wsp>
-                  </a:graphicData>
-                </a:graphic>
-                <wp14:sizeRelH relativeFrom="margin">
-                  <wp14:pctWidth>0</wp14:pctWidth>
-                </wp14:sizeRelH>
-                <wp14:sizeRelV relativeFrom="margin">
-                  <wp14:pctHeight>0</wp14:pctHeight>
-                </wp14:sizeRelV>
-              </wp:anchor>
-            </w:drawing>
-          </mc:Choice>
-          <mc:Fallback>
-            <w:pict>
-              <v:shapetype w14:anchorId="0F3FE494" id="_x0000_t202" coordsize="21600,21600" o:spt="202" path="m,l,21600r21600,l21600,xe">
-                <v:stroke joinstyle="miter"/>
-                <v:path gradientshapeok="t" o:connecttype="rect"/>
-              </v:shapetype>
-              <v:shape id="文字方塊 1" o:spid="_x0000_s1026" type="#_x0000_t202" style="position:absolute;margin-left:280.05pt;margin-top:-13.5pt;width:259.8pt;height:29.2pt;z-index:251659264;visibility:visible;mso-wrap-style:square;mso-width-percent:0;mso-height-percent:0;mso-wrap-distance-left:9pt;mso-wrap-distance-top:0;mso-wrap-distance-right:9pt;mso-wrap-distance-bottom:0;mso-position-horizontal:absolute;mso-position-horizontal-relative:text;mso-position-vertical:absolute;mso-position-vertical-relative:text;mso-width-percent:0;mso-height-percent:0;mso-width-relative:margin;mso-height-relative:margin;v-text-anchor:top" o:gfxdata="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" fillcolor="white [3201]" strokeweight=".5pt">
-                <v:textbox>
-                  <w:txbxContent>
-                    <w:p>
-                      <w:pPr>
-                        <w:rPr>
-                          <w:rFonts w:hint="eastAsia"/>
-                          <w:sz w:val="20"/>
-                          <w:szCs w:val="20"/>
-                          <w:lang w:val="x-none"/>
-                        </w:rPr>
-                      </w:pPr>
-                      <w:proofErr w:type="spellStart"/>
-                      <w:r>
-                        <w:rPr>
-                          <w:sz w:val="20"/>
-                          <w:szCs w:val="20"/>
-                          <w:lang w:val="x-none"/>
-                        </w:rPr>
-                        <w:t>L</w:t>
-                      </w:r>
-                      <w:r>
-                        <w:rPr>
-                          <w:sz w:val="20"/>
-                          <w:szCs w:val="20"/>
-                          <w:lang w:val="x-none"/>
-                        </w:rPr>
-                        <w:t>評二</w:t>
-                      </w:r>
-                      <w:proofErr w:type="spellEnd"/>
-                      <w:r>
-                        <w:rPr>
-                          <w:sz w:val="20"/>
-                          <w:szCs w:val="20"/>
-                          <w:lang w:val="x-none"/>
-                        </w:rPr>
-                        <w:t xml:space="preserve"> </w:t>
-                      </w:r>
-                      <w:r>
-                        <w:rPr>
-                          <w:rFonts w:hint="eastAsia"/>
-                          <w:sz w:val="20"/>
-                          <w:szCs w:val="20"/>
-                          <w:lang w:val="x-none"/>
-                        </w:rPr>
-                        <w:t>（</w:t>
-                      </w:r>
-                      <w:r>
-                        <w:rPr>
-                          <w:sz w:val="20"/>
-                          <w:szCs w:val="20"/>
-                          <w:lang w:val="x-none"/>
-                        </w:rPr>
-                        <w:t>單元五</w:t>
-                      </w:r>
-                      <w:r>
-                        <w:rPr>
-                          <w:rFonts w:hint="eastAsia"/>
-                          <w:sz w:val="20"/>
-                          <w:szCs w:val="20"/>
-                          <w:lang w:val="x-none"/>
-                        </w:rPr>
-                        <w:t>）</w:t>
-                      </w:r>
-                      <w:r>
-                        <w:rPr>
-                          <w:sz w:val="20"/>
-                          <w:szCs w:val="20"/>
-                          <w:lang w:val="x-none"/>
-                        </w:rPr>
-                        <w:t>說評二</w:t>
-                      </w:r>
-                      <w:r>
-                        <w:rPr>
-                          <w:sz w:val="20"/>
-                          <w:szCs w:val="20"/>
-                          <w:lang w:val="x-none"/>
-                        </w:rPr>
-                        <w:t xml:space="preserve"> </w:t>
-                      </w:r>
-                      <w:r>
-                        <w:rPr>
-                          <w:sz w:val="20"/>
-                          <w:szCs w:val="20"/>
-                          <w:lang w:val="x-none"/>
-                        </w:rPr>
-                        <w:t>寫評二</w:t>
-                      </w:r>
-                      <w:r>
-                        <w:rPr>
-                          <w:sz w:val="20"/>
-                          <w:szCs w:val="20"/>
-                          <w:lang w:val="x-none"/>
-                        </w:rPr>
-                        <w:t xml:space="preserve"> </w:t>
-                      </w:r>
-                      <w:r>
-                        <w:rPr>
-                          <w:sz w:val="20"/>
-                          <w:szCs w:val="20"/>
-                          <w:lang w:val="x-none"/>
-                        </w:rPr>
-                        <w:t>要在</w:t>
-                      </w:r>
-                      <w:r>
-                        <w:rPr>
-                          <w:sz w:val="20"/>
-                          <w:szCs w:val="20"/>
-                          <w:lang w:val="x-none"/>
-                        </w:rPr>
-                        <w:t>新年假前完成</w:t>
-                      </w:r>
-                      <w:r>
-                        <w:rPr>
-                          <w:rFonts w:hint="eastAsia"/>
-                          <w:sz w:val="20"/>
-                          <w:szCs w:val="20"/>
-                          <w:lang w:val="x-none"/>
-                        </w:rPr>
-                        <w:t>！</w:t>
-                      </w:r>
-                    </w:p>
-                  </w:txbxContent>
-                </v:textbox>
-              </v:shape>
-            </w:pict>
-          </mc:Fallback>
-        </mc:AlternateContent>
-      </w:r>
-      <w:r>
-        <w:rPr>
-          <w:rFonts w:asciiTheme="minorEastAsia" w:hAnsiTheme="minorEastAsia" w:cs="DFHKStdKai-B5" w:hint="eastAsia"/>
-          <w:b/>
-          <w:bCs/>
           <w:sz w:val="20"/>
           <w:szCs w:val="20"/>
         </w:rPr>
@@ -13132,6 +12810,27 @@
         </w:rPr>
         <w:t xml:space="preserve"> </w:t>
       </w:r>
+      <w:r>
+        <w:rPr>
+          <w:rFonts w:asciiTheme="minorEastAsia" w:hAnsiTheme="minorEastAsia" w:cs="DFHKStdKai-B5"/>
+          <w:b/>
+          <w:bCs/>
+          <w:sz w:val="20"/>
+          <w:szCs w:val="20"/>
+        </w:rPr>
+        <w:t xml:space="preserve">  # </w:t>
+      </w:r>
+      <w:r>
+        <w:rPr>
+          <w:rFonts w:asciiTheme="minorEastAsia" w:hAnsiTheme="minorEastAsia" w:cs="DFHKStdKai-B5"/>
+          <w:b/>
+          <w:bCs/>
+          <w:sz w:val="20"/>
+          <w:szCs w:val="20"/>
+          <w:lang w:val="x-none"/>
+        </w:rPr>
+        <w:t>全方位學習時段進行</w:t>
+      </w:r>
     </w:p>
     <w:p>
       <w:pPr>
@@ -13159,7 +12858,7 @@
 </file>
 
 <file path=word/endnotes.xml><?xml version="1.0" encoding="utf-8"?>
-<w:endnotes xmlns:wpc="http://schemas.microsoft.com/office/word/2010/wordprocessingCanvas" xmlns:cx="http://schemas.microsoft.com/office/drawing/2014/chartex" xmlns:cx1="http://schemas.microsoft.com/office/drawing/2015/9/8/chartex" xmlns:cx2="http://schemas.microsoft.com/office/drawing/2015/10/21/chartex" xmlns:cx3="http://schemas.microsoft.com/office/drawing/2016/5/9/chartex" xmlns:cx4="http://schemas.microsoft.com/office/drawing/2016/5/10/chartex" xmlns:cx5="http://schemas.microsoft.com/office/drawing/2016/5/11/chartex" xmlns:cx6="http://schemas.microsoft.com/office/drawing/2016/5/12/chartex" xmlns:cx7="http://schemas.microsoft.com/office/drawing/2016/5/13/chartex" xmlns:cx8="http://schemas.microsoft.com/office/drawing/2016/5/14/chartex" xmlns:mc="http://schemas.openxmlformats.org/markup-compatibility/2006" xmlns:aink="http://schemas.microsoft.com/office/drawing/2016/ink" xmlns:am3d="http://schemas.microsoft.com/office/drawing/2017/model3d" xmlns:o="urn:schemas-microsoft-com:office:office" xmlns:oel="http://schemas.microsoft.com/office/2019/extlst" xmlns:r="http://schemas.openxmlformats.org/officeDocument/2006/relationships" xmlns:m="http://schemas.openxmlformats.org/officeDocument/2006/math" xmlns:v="urn:schemas-microsoft-com:vml" xmlns:wp14="http://schemas.microsoft.com/office/word/2010/wordprocessingDrawing" xmlns:wp="http://schemas.openxmlformats.org/drawingml/2006/wordprocessingDrawing" xmlns:w10="urn:schemas-microsoft-com:office:word" xmlns:w="http://schemas.openxmlformats.org/wordprocessingml/2006/main" xmlns:w14="http://schemas.microsoft.com/office/word/2010/wordml" xmlns:w15="http://schemas.microsoft.com/office/word/2012/wordml" xmlns:w16cex="http://schemas.microsoft.com/office/word/2018/wordml/cex" xmlns:w16cid="http://schemas.microsoft.com/office/word/2016/wordml/cid" xmlns:w16="http://schemas.microsoft.com/office/word/2018/wordml" xmlns:w16du="http://schemas.microsoft.com/office/word/2023/wordml/word16du" xmlns:w16sdtdh="http://schemas.microsoft.com/office/word/2020/wordml/sdtdatahash" xmlns:w16sdtfl="http://schemas.microsoft.com/office/word/2024/wordml/sdtformatlock" xmlns:w16se="http://schemas.microsoft.com/office/word/2015/wordml/symex" xmlns:wpg="http://schemas.microsoft.com/office/word/2010/wordprocessingGroup" xmlns:wpi="http://schemas.microsoft.com/office/word/2010/wordprocessingInk" xmlns:wne="http://schemas.microsoft.com/office/word/2006/wordml" xmlns:wps="http://schemas.microsoft.com/office/word/2010/wordprocessingShape" mc:Ignorable="w14 w15 w16se w16cid w16 w16cex w16sdtdh w16sdtfl w16du wp14">
+<w:endnotes xmlns:wpc="http://schemas.microsoft.com/office/word/2010/wordprocessingCanvas" xmlns:cx="http://schemas.microsoft.com/office/drawing/2014/chartex" xmlns:cx1="http://schemas.microsoft.com/office/drawing/2015/9/8/chartex" xmlns:cx2="http://schemas.microsoft.com/office/drawing/2015/10/21/chartex" xmlns:cx3="http://schemas.microsoft.com/office/drawing/2016/5/9/chartex" xmlns:cx4="http://schemas.microsoft.com/office/drawing/2016/5/10/chartex" xmlns:cx5="http://schemas.microsoft.com/office/drawing/2016/5/11/chartex" xmlns:cx6="http://schemas.microsoft.com/office/drawing/2016/5/12/chartex" xmlns:cx7="http://schemas.microsoft.com/office/drawing/2016/5/13/chartex" xmlns:cx8="http://schemas.microsoft.com/office/drawing/2016/5/14/chartex" xmlns:mc="http://schemas.openxmlformats.org/markup-compatibility/2006" xmlns:m="http://schemas.openxmlformats.org/officeDocument/2006/math" xmlns:aink="http://schemas.microsoft.com/office/drawing/2016/ink" xmlns:am3d="http://schemas.microsoft.com/office/drawing/2017/model3d" xmlns:oel="http://schemas.microsoft.com/office/2019/extlst" xmlns:r="http://schemas.openxmlformats.org/officeDocument/2006/relationships" xmlns:wp14="http://schemas.microsoft.com/office/word/2010/wordprocessingDrawing" xmlns:wp="http://schemas.openxmlformats.org/drawingml/2006/wordprocessingDrawing" xmlns:wpg="http://schemas.microsoft.com/office/word/2010/wordprocessingGroup" xmlns:wpi="http://schemas.microsoft.com/office/word/2010/wordprocessingInk" xmlns:wps="http://schemas.microsoft.com/office/word/2010/wordprocessingShape" xmlns:o="urn:schemas-microsoft-com:office:office" xmlns:v="urn:schemas-microsoft-com:vml" xmlns:w10="urn:schemas-microsoft-com:office:word" xmlns:w="http://schemas.openxmlformats.org/wordprocessingml/2006/main" xmlns:w14="http://schemas.microsoft.com/office/word/2010/wordml" xmlns:w15="http://schemas.microsoft.com/office/word/2012/wordml" xmlns:w16cex="http://schemas.microsoft.com/office/word/2018/wordml/cex" xmlns:w16cid="http://schemas.microsoft.com/office/word/2016/wordml/cid" xmlns:w16="http://schemas.microsoft.com/office/word/2018/wordml" xmlns:w16sdtdh="http://schemas.microsoft.com/office/word/2020/wordml/sdtdatahash" xmlns:w16sdtfl="http://schemas.microsoft.com/office/word/2024/wordml/sdtformatlock" xmlns:w16se="http://schemas.microsoft.com/office/word/2015/wordml/symex" xmlns:w16du="http://schemas.microsoft.com/office/word/2023/wordml/word16du" xmlns:wne="http://schemas.microsoft.com/office/word/2006/wordml" mc:Ignorable="w14 w15 w16se w16cid w16 w16cex w16sdtdh w16sdtfl w16du wp14">
   <w:endnote w:type="separator" w:id="-1">
     <w:p>
       <w:r>
@@ -13181,7 +12880,7 @@
 </file>
 
 <file path=word/footer1.xml><?xml version="1.0" encoding="utf-8"?>
-<w:ftr xmlns:wpc="http://schemas.microsoft.com/office/word/2010/wordprocessingCanvas" xmlns:cx="http://schemas.microsoft.com/office/drawing/2014/chartex" xmlns:cx1="http://schemas.microsoft.com/office/drawing/2015/9/8/chartex" xmlns:cx2="http://schemas.microsoft.com/office/drawing/2015/10/21/chartex" xmlns:cx3="http://schemas.microsoft.com/office/drawing/2016/5/9/chartex" xmlns:cx4="http://schemas.microsoft.com/office/drawing/2016/5/10/chartex" xmlns:cx5="http://schemas.microsoft.com/office/drawing/2016/5/11/chartex" xmlns:cx6="http://schemas.microsoft.com/office/drawing/2016/5/12/chartex" xmlns:cx7="http://schemas.microsoft.com/office/drawing/2016/5/13/chartex" xmlns:cx8="http://schemas.microsoft.com/office/drawing/2016/5/14/chartex" xmlns:mc="http://schemas.openxmlformats.org/markup-compatibility/2006" xmlns:aink="http://schemas.microsoft.com/office/drawing/2016/ink" xmlns:am3d="http://schemas.microsoft.com/office/drawing/2017/model3d" xmlns:o="urn:schemas-microsoft-com:office:office" xmlns:oel="http://schemas.microsoft.com/office/2019/extlst" xmlns:r="http://schemas.openxmlformats.org/officeDocument/2006/relationships" xmlns:m="http://schemas.openxmlformats.org/officeDocument/2006/math" xmlns:v="urn:schemas-microsoft-com:vml" xmlns:wp14="http://schemas.microsoft.com/office/word/2010/wordprocessingDrawing" xmlns:wp="http://schemas.openxmlformats.org/drawingml/2006/wordprocessingDrawing" xmlns:w10="urn:schemas-microsoft-com:office:word" xmlns:w="http://schemas.openxmlformats.org/wordprocessingml/2006/main" xmlns:w14="http://schemas.microsoft.com/office/word/2010/wordml" xmlns:w15="http://schemas.microsoft.com/office/word/2012/wordml" xmlns:w16cex="http://schemas.microsoft.com/office/word/2018/wordml/cex" xmlns:w16cid="http://schemas.microsoft.com/office/word/2016/wordml/cid" xmlns:w16="http://schemas.microsoft.com/office/word/2018/wordml" xmlns:w16du="http://schemas.microsoft.com/office/word/2023/wordml/word16du" xmlns:w16sdtdh="http://schemas.microsoft.com/office/word/2020/wordml/sdtdatahash" xmlns:w16sdtfl="http://schemas.microsoft.com/office/word/2024/wordml/sdtformatlock" xmlns:w16se="http://schemas.microsoft.com/office/word/2015/wordml/symex" xmlns:wpg="http://schemas.microsoft.com/office/word/2010/wordprocessingGroup" xmlns:wpi="http://schemas.microsoft.com/office/word/2010/wordprocessingInk" xmlns:wne="http://schemas.microsoft.com/office/word/2006/wordml" xmlns:wps="http://schemas.microsoft.com/office/word/2010/wordprocessingShape" mc:Ignorable="w14 w15 w16se w16cid w16 w16cex w16sdtdh w16sdtfl w16du wp14">
+<w:ftr xmlns:wpc="http://schemas.microsoft.com/office/word/2010/wordprocessingCanvas" xmlns:cx="http://schemas.microsoft.com/office/drawing/2014/chartex" xmlns:cx1="http://schemas.microsoft.com/office/drawing/2015/9/8/chartex" xmlns:cx2="http://schemas.microsoft.com/office/drawing/2015/10/21/chartex" xmlns:cx3="http://schemas.microsoft.com/office/drawing/2016/5/9/chartex" xmlns:cx4="http://schemas.microsoft.com/office/drawing/2016/5/10/chartex" xmlns:cx5="http://schemas.microsoft.com/office/drawing/2016/5/11/chartex" xmlns:cx6="http://schemas.microsoft.com/office/drawing/2016/5/12/chartex" xmlns:cx7="http://schemas.microsoft.com/office/drawing/2016/5/13/chartex" xmlns:cx8="http://schemas.microsoft.com/office/drawing/2016/5/14/chartex" xmlns:mc="http://schemas.openxmlformats.org/markup-compatibility/2006" xmlns:m="http://schemas.openxmlformats.org/officeDocument/2006/math" xmlns:aink="http://schemas.microsoft.com/office/drawing/2016/ink" xmlns:am3d="http://schemas.microsoft.com/office/drawing/2017/model3d" xmlns:oel="http://schemas.microsoft.com/office/2019/extlst" xmlns:r="http://schemas.openxmlformats.org/officeDocument/2006/relationships" xmlns:wp14="http://schemas.microsoft.com/office/word/2010/wordprocessingDrawing" xmlns:wp="http://schemas.openxmlformats.org/drawingml/2006/wordprocessingDrawing" xmlns:wpg="http://schemas.microsoft.com/office/word/2010/wordprocessingGroup" xmlns:wpi="http://schemas.microsoft.com/office/word/2010/wordprocessingInk" xmlns:wps="http://schemas.microsoft.com/office/word/2010/wordprocessingShape" xmlns:o="urn:schemas-microsoft-com:office:office" xmlns:v="urn:schemas-microsoft-com:vml" xmlns:w10="urn:schemas-microsoft-com:office:word" xmlns:w="http://schemas.openxmlformats.org/wordprocessingml/2006/main" xmlns:w14="http://schemas.microsoft.com/office/word/2010/wordml" xmlns:w15="http://schemas.microsoft.com/office/word/2012/wordml" xmlns:w16cex="http://schemas.microsoft.com/office/word/2018/wordml/cex" xmlns:w16cid="http://schemas.microsoft.com/office/word/2016/wordml/cid" xmlns:w16="http://schemas.microsoft.com/office/word/2018/wordml" xmlns:w16sdtdh="http://schemas.microsoft.com/office/word/2020/wordml/sdtdatahash" xmlns:w16sdtfl="http://schemas.microsoft.com/office/word/2024/wordml/sdtformatlock" xmlns:w16se="http://schemas.microsoft.com/office/word/2015/wordml/symex" xmlns:w16du="http://schemas.microsoft.com/office/word/2023/wordml/word16du" xmlns:wne="http://schemas.microsoft.com/office/word/2006/wordml" mc:Ignorable="w14 w15 w16se w16cid w16 w16cex w16sdtdh w16sdtfl w16du wp14">
   <w:sdt>
     <w:sdtPr>
       <w:rPr>
@@ -13193,11 +12892,6 @@
         <w:docPartUnique/>
       </w:docPartObj>
     </w:sdtPr>
-    <w:sdtEndPr>
-      <w:rPr>
-        <w:rStyle w:val="a9"/>
-      </w:rPr>
-    </w:sdtEndPr>
     <w:sdtContent>
       <w:p>
         <w:pPr>
@@ -13237,7 +12931,7 @@
 </file>
 
 <file path=word/footer2.xml><?xml version="1.0" encoding="utf-8"?>
-<w:ftr xmlns:wpc="http://schemas.microsoft.com/office/word/2010/wordprocessingCanvas" xmlns:cx="http://schemas.microsoft.com/office/drawing/2014/chartex" xmlns:cx1="http://schemas.microsoft.com/office/drawing/2015/9/8/chartex" xmlns:cx2="http://schemas.microsoft.com/office/drawing/2015/10/21/chartex" xmlns:cx3="http://schemas.microsoft.com/office/drawing/2016/5/9/chartex" xmlns:cx4="http://schemas.microsoft.com/office/drawing/2016/5/10/chartex" xmlns:cx5="http://schemas.microsoft.com/office/drawing/2016/5/11/chartex" xmlns:cx6="http://schemas.microsoft.com/office/drawing/2016/5/12/chartex" xmlns:cx7="http://schemas.microsoft.com/office/drawing/2016/5/13/chartex" xmlns:cx8="http://schemas.microsoft.com/office/drawing/2016/5/14/chartex" xmlns:mc="http://schemas.openxmlformats.org/markup-compatibility/2006" xmlns:aink="http://schemas.microsoft.com/office/drawing/2016/ink" xmlns:am3d="http://schemas.microsoft.com/office/drawing/2017/model3d" xmlns:o="urn:schemas-microsoft-com:office:office" xmlns:oel="http://schemas.microsoft.com/office/2019/extlst" xmlns:r="http://schemas.openxmlformats.org/officeDocument/2006/relationships" xmlns:m="http://schemas.openxmlformats.org/officeDocument/2006/math" xmlns:v="urn:schemas-microsoft-com:vml" xmlns:wp14="http://schemas.microsoft.com/office/word/2010/wordprocessingDrawing" xmlns:wp="http://schemas.openxmlformats.org/drawingml/2006/wordprocessingDrawing" xmlns:w10="urn:schemas-microsoft-com:office:word" xmlns:w="http://schemas.openxmlformats.org/wordprocessingml/2006/main" xmlns:w14="http://schemas.microsoft.com/office/word/2010/wordml" xmlns:w15="http://schemas.microsoft.com/office/word/2012/wordml" xmlns:w16cex="http://schemas.microsoft.com/office/word/2018/wordml/cex" xmlns:w16cid="http://schemas.microsoft.com/office/word/2016/wordml/cid" xmlns:w16="http://schemas.microsoft.com/office/word/2018/wordml" xmlns:w16du="http://schemas.microsoft.com/office/word/2023/wordml/word16du" xmlns:w16sdtdh="http://schemas.microsoft.com/office/word/2020/wordml/sdtdatahash" xmlns:w16sdtfl="http://schemas.microsoft.com/office/word/2024/wordml/sdtformatlock" xmlns:w16se="http://schemas.microsoft.com/office/word/2015/wordml/symex" xmlns:wpg="http://schemas.microsoft.com/office/word/2010/wordprocessingGroup" xmlns:wpi="http://schemas.microsoft.com/office/word/2010/wordprocessingInk" xmlns:wne="http://schemas.microsoft.com/office/word/2006/wordml" xmlns:wps="http://schemas.microsoft.com/office/word/2010/wordprocessingShape" mc:Ignorable="w14 w15 w16se w16cid w16 w16cex w16sdtdh w16sdtfl w16du wp14">
+<w:ftr xmlns:wpc="http://schemas.microsoft.com/office/word/2010/wordprocessingCanvas" xmlns:cx="http://schemas.microsoft.com/office/drawing/2014/chartex" xmlns:cx1="http://schemas.microsoft.com/office/drawing/2015/9/8/chartex" xmlns:cx2="http://schemas.microsoft.com/office/drawing/2015/10/21/chartex" xmlns:cx3="http://schemas.microsoft.com/office/drawing/2016/5/9/chartex" xmlns:cx4="http://schemas.microsoft.com/office/drawing/2016/5/10/chartex" xmlns:cx5="http://schemas.microsoft.com/office/drawing/2016/5/11/chartex" xmlns:cx6="http://schemas.microsoft.com/office/drawing/2016/5/12/chartex" xmlns:cx7="http://schemas.microsoft.com/office/drawing/2016/5/13/chartex" xmlns:cx8="http://schemas.microsoft.com/office/drawing/2016/5/14/chartex" xmlns:mc="http://schemas.openxmlformats.org/markup-compatibility/2006" xmlns:m="http://schemas.openxmlformats.org/officeDocument/2006/math" xmlns:aink="http://schemas.microsoft.com/office/drawing/2016/ink" xmlns:am3d="http://schemas.microsoft.com/office/drawing/2017/model3d" xmlns:oel="http://schemas.microsoft.com/office/2019/extlst" xmlns:r="http://schemas.openxmlformats.org/officeDocument/2006/relationships" xmlns:wp14="http://schemas.microsoft.com/office/word/2010/wordprocessingDrawing" xmlns:wp="http://schemas.openxmlformats.org/drawingml/2006/wordprocessingDrawing" xmlns:wpg="http://schemas.microsoft.com/office/word/2010/wordprocessingGroup" xmlns:wpi="http://schemas.microsoft.com/office/word/2010/wordprocessingInk" xmlns:wps="http://schemas.microsoft.com/office/word/2010/wordprocessingShape" xmlns:o="urn:schemas-microsoft-com:office:office" xmlns:v="urn:schemas-microsoft-com:vml" xmlns:w10="urn:schemas-microsoft-com:office:word" xmlns:w="http://schemas.openxmlformats.org/wordprocessingml/2006/main" xmlns:w14="http://schemas.microsoft.com/office/word/2010/wordml" xmlns:w15="http://schemas.microsoft.com/office/word/2012/wordml" xmlns:w16cex="http://schemas.microsoft.com/office/word/2018/wordml/cex" xmlns:w16cid="http://schemas.microsoft.com/office/word/2016/wordml/cid" xmlns:w16="http://schemas.microsoft.com/office/word/2018/wordml" xmlns:w16sdtdh="http://schemas.microsoft.com/office/word/2020/wordml/sdtdatahash" xmlns:w16sdtfl="http://schemas.microsoft.com/office/word/2024/wordml/sdtformatlock" xmlns:w16se="http://schemas.microsoft.com/office/word/2015/wordml/symex" xmlns:w16du="http://schemas.microsoft.com/office/word/2023/wordml/word16du" xmlns:wne="http://schemas.microsoft.com/office/word/2006/wordml" mc:Ignorable="w14 w15 w16se w16cid w16 w16cex w16sdtdh w16sdtfl w16du wp14">
   <w:sdt>
     <w:sdtPr>
       <w:rPr>
@@ -13249,11 +12943,6 @@
         <w:docPartUnique/>
       </w:docPartObj>
     </w:sdtPr>
-    <w:sdtEndPr>
-      <w:rPr>
-        <w:rStyle w:val="a9"/>
-      </w:rPr>
-    </w:sdtEndPr>
     <w:sdtContent>
       <w:p>
         <w:pPr>
@@ -13306,7 +12995,7 @@
 </file>
 
 <file path=word/footer3.xml><?xml version="1.0" encoding="utf-8"?>
-<w:ftr xmlns:wpc="http://schemas.microsoft.com/office/word/2010/wordprocessingCanvas" xmlns:cx="http://schemas.microsoft.com/office/drawing/2014/chartex" xmlns:cx1="http://schemas.microsoft.com/office/drawing/2015/9/8/chartex" xmlns:cx2="http://schemas.microsoft.com/office/drawing/2015/10/21/chartex" xmlns:cx3="http://schemas.microsoft.com/office/drawing/2016/5/9/chartex" xmlns:cx4="http://schemas.microsoft.com/office/drawing/2016/5/10/chartex" xmlns:cx5="http://schemas.microsoft.com/office/drawing/2016/5/11/chartex" xmlns:cx6="http://schemas.microsoft.com/office/drawing/2016/5/12/chartex" xmlns:cx7="http://schemas.microsoft.com/office/drawing/2016/5/13/chartex" xmlns:cx8="http://schemas.microsoft.com/office/drawing/2016/5/14/chartex" xmlns:mc="http://schemas.openxmlformats.org/markup-compatibility/2006" xmlns:aink="http://schemas.microsoft.com/office/drawing/2016/ink" xmlns:am3d="http://schemas.microsoft.com/office/drawing/2017/model3d" xmlns:o="urn:schemas-microsoft-com:office:office" xmlns:oel="http://schemas.microsoft.com/office/2019/extlst" xmlns:r="http://schemas.openxmlformats.org/officeDocument/2006/relationships" xmlns:m="http://schemas.openxmlformats.org/officeDocument/2006/math" xmlns:v="urn:schemas-microsoft-com:vml" xmlns:wp14="http://schemas.microsoft.com/office/word/2010/wordprocessingDrawing" xmlns:wp="http://schemas.openxmlformats.org/drawingml/2006/wordprocessingDrawing" xmlns:w10="urn:schemas-microsoft-com:office:word" xmlns:w="http://schemas.openxmlformats.org/wordprocessingml/2006/main" xmlns:w14="http://schemas.microsoft.com/office/word/2010/wordml" xmlns:w15="http://schemas.microsoft.com/office/word/2012/wordml" xmlns:w16cex="http://schemas.microsoft.com/office/word/2018/wordml/cex" xmlns:w16cid="http://schemas.microsoft.com/office/word/2016/wordml/cid" xmlns:w16="http://schemas.microsoft.com/office/word/2018/wordml" xmlns:w16du="http://schemas.microsoft.com/office/word/2023/wordml/word16du" xmlns:w16sdtdh="http://schemas.microsoft.com/office/word/2020/wordml/sdtdatahash" xmlns:w16sdtfl="http://schemas.microsoft.com/office/word/2024/wordml/sdtformatlock" xmlns:w16se="http://schemas.microsoft.com/office/word/2015/wordml/symex" xmlns:wpg="http://schemas.microsoft.com/office/word/2010/wordprocessingGroup" xmlns:wpi="http://schemas.microsoft.com/office/word/2010/wordprocessingInk" xmlns:wne="http://schemas.microsoft.com/office/word/2006/wordml" xmlns:wps="http://schemas.microsoft.com/office/word/2010/wordprocessingShape" mc:Ignorable="w14 w15 w16se w16cid w16 w16cex w16sdtdh w16sdtfl w16du wp14">
+<w:ftr xmlns:wpc="http://schemas.microsoft.com/office/word/2010/wordprocessingCanvas" xmlns:cx="http://schemas.microsoft.com/office/drawing/2014/chartex" xmlns:cx1="http://schemas.microsoft.com/office/drawing/2015/9/8/chartex" xmlns:cx2="http://schemas.microsoft.com/office/drawing/2015/10/21/chartex" xmlns:cx3="http://schemas.microsoft.com/office/drawing/2016/5/9/chartex" xmlns:cx4="http://schemas.microsoft.com/office/drawing/2016/5/10/chartex" xmlns:cx5="http://schemas.microsoft.com/office/drawing/2016/5/11/chartex" xmlns:cx6="http://schemas.microsoft.com/office/drawing/2016/5/12/chartex" xmlns:cx7="http://schemas.microsoft.com/office/drawing/2016/5/13/chartex" xmlns:cx8="http://schemas.microsoft.com/office/drawing/2016/5/14/chartex" xmlns:mc="http://schemas.openxmlformats.org/markup-compatibility/2006" xmlns:m="http://schemas.openxmlformats.org/officeDocument/2006/math" xmlns:aink="http://schemas.microsoft.com/office/drawing/2016/ink" xmlns:am3d="http://schemas.microsoft.com/office/drawing/2017/model3d" xmlns:oel="http://schemas.microsoft.com/office/2019/extlst" xmlns:r="http://schemas.openxmlformats.org/officeDocument/2006/relationships" xmlns:wp14="http://schemas.microsoft.com/office/word/2010/wordprocessingDrawing" xmlns:wp="http://schemas.openxmlformats.org/drawingml/2006/wordprocessingDrawing" xmlns:wpg="http://schemas.microsoft.com/office/word/2010/wordprocessingGroup" xmlns:wpi="http://schemas.microsoft.com/office/word/2010/wordprocessingInk" xmlns:wps="http://schemas.microsoft.com/office/word/2010/wordprocessingShape" xmlns:o="urn:schemas-microsoft-com:office:office" xmlns:v="urn:schemas-microsoft-com:vml" xmlns:w10="urn:schemas-microsoft-com:office:word" xmlns:w="http://schemas.openxmlformats.org/wordprocessingml/2006/main" xmlns:w14="http://schemas.microsoft.com/office/word/2010/wordml" xmlns:w15="http://schemas.microsoft.com/office/word/2012/wordml" xmlns:w16cex="http://schemas.microsoft.com/office/word/2018/wordml/cex" xmlns:w16cid="http://schemas.microsoft.com/office/word/2016/wordml/cid" xmlns:w16="http://schemas.microsoft.com/office/word/2018/wordml" xmlns:w16sdtdh="http://schemas.microsoft.com/office/word/2020/wordml/sdtdatahash" xmlns:w16sdtfl="http://schemas.microsoft.com/office/word/2024/wordml/sdtformatlock" xmlns:w16se="http://schemas.microsoft.com/office/word/2015/wordml/symex" xmlns:w16du="http://schemas.microsoft.com/office/word/2023/wordml/word16du" xmlns:wne="http://schemas.microsoft.com/office/word/2006/wordml" mc:Ignorable="w14 w15 w16se w16cid w16 w16cex w16sdtdh w16sdtfl w16du wp14">
   <w:sdt>
     <w:sdtPr>
       <w:rPr>
@@ -13318,11 +13007,6 @@
         <w:docPartUnique/>
       </w:docPartObj>
     </w:sdtPr>
-    <w:sdtEndPr>
-      <w:rPr>
-        <w:rStyle w:val="a9"/>
-      </w:rPr>
-    </w:sdtEndPr>
     <w:sdtContent>
       <w:p>
         <w:pPr>
@@ -13375,7 +13059,7 @@
 </file>
 
 <file path=word/footnotes.xml><?xml version="1.0" encoding="utf-8"?>
-<w:footnotes xmlns:wpc="http://schemas.microsoft.com/office/word/2010/wordprocessingCanvas" xmlns:cx="http://schemas.microsoft.com/office/drawing/2014/chartex" xmlns:cx1="http://schemas.microsoft.com/office/drawing/2015/9/8/chartex" xmlns:cx2="http://schemas.microsoft.com/office/drawing/2015/10/21/chartex" xmlns:cx3="http://schemas.microsoft.com/office/drawing/2016/5/9/chartex" xmlns:cx4="http://schemas.microsoft.com/office/drawing/2016/5/10/chartex" xmlns:cx5="http://schemas.microsoft.com/office/drawing/2016/5/11/chartex" xmlns:cx6="http://schemas.microsoft.com/office/drawing/2016/5/12/chartex" xmlns:cx7="http://schemas.microsoft.com/office/drawing/2016/5/13/chartex" xmlns:cx8="http://schemas.microsoft.com/office/drawing/2016/5/14/chartex" xmlns:mc="http://schemas.openxmlformats.org/markup-compatibility/2006" xmlns:aink="http://schemas.microsoft.com/office/drawing/2016/ink" xmlns:am3d="http://schemas.microsoft.com/office/drawing/2017/model3d" xmlns:o="urn:schemas-microsoft-com:office:office" xmlns:oel="http://schemas.microsoft.com/office/2019/extlst" xmlns:r="http://schemas.openxmlformats.org/officeDocument/2006/relationships" xmlns:m="http://schemas.openxmlformats.org/officeDocument/2006/math" xmlns:v="urn:schemas-microsoft-com:vml" xmlns:wp14="http://schemas.microsoft.com/office/word/2010/wordprocessingDrawing" xmlns:wp="http://schemas.openxmlformats.org/drawingml/2006/wordprocessingDrawing" xmlns:w10="urn:schemas-microsoft-com:office:word" xmlns:w="http://schemas.openxmlformats.org/wordprocessingml/2006/main" xmlns:w14="http://schemas.microsoft.com/office/word/2010/wordml" xmlns:w15="http://schemas.microsoft.com/office/word/2012/wordml" xmlns:w16cex="http://schemas.microsoft.com/office/word/2018/wordml/cex" xmlns:w16cid="http://schemas.microsoft.com/office/word/2016/wordml/cid" xmlns:w16="http://schemas.microsoft.com/office/word/2018/wordml" xmlns:w16du="http://schemas.microsoft.com/office/word/2023/wordml/word16du" xmlns:w16sdtdh="http://schemas.microsoft.com/office/word/2020/wordml/sdtdatahash" xmlns:w16sdtfl="http://schemas.microsoft.com/office/word/2024/wordml/sdtformatlock" xmlns:w16se="http://schemas.microsoft.com/office/word/2015/wordml/symex" xmlns:wpg="http://schemas.microsoft.com/office/word/2010/wordprocessingGroup" xmlns:wpi="http://schemas.microsoft.com/office/word/2010/wordprocessingInk" xmlns:wne="http://schemas.microsoft.com/office/word/2006/wordml" xmlns:wps="http://schemas.microsoft.com/office/word/2010/wordprocessingShape" mc:Ignorable="w14 w15 w16se w16cid w16 w16cex w16sdtdh w16sdtfl w16du wp14">
+<w:footnotes xmlns:wpc="http://schemas.microsoft.com/office/word/2010/wordprocessingCanvas" xmlns:cx="http://schemas.microsoft.com/office/drawing/2014/chartex" xmlns:cx1="http://schemas.microsoft.com/office/drawing/2015/9/8/chartex" xmlns:cx2="http://schemas.microsoft.com/office/drawing/2015/10/21/chartex" xmlns:cx3="http://schemas.microsoft.com/office/drawing/2016/5/9/chartex" xmlns:cx4="http://schemas.microsoft.com/office/drawing/2016/5/10/chartex" xmlns:cx5="http://schemas.microsoft.com/office/drawing/2016/5/11/chartex" xmlns:cx6="http://schemas.microsoft.com/office/drawing/2016/5/12/chartex" xmlns:cx7="http://schemas.microsoft.com/office/drawing/2016/5/13/chartex" xmlns:cx8="http://schemas.microsoft.com/office/drawing/2016/5/14/chartex" xmlns:mc="http://schemas.openxmlformats.org/markup-compatibility/2006" xmlns:m="http://schemas.openxmlformats.org/officeDocument/2006/math" xmlns:aink="http://schemas.microsoft.com/office/drawing/2016/ink" xmlns:am3d="http://schemas.microsoft.com/office/drawing/2017/model3d" xmlns:oel="http://schemas.microsoft.com/office/2019/extlst" xmlns:r="http://schemas.openxmlformats.org/officeDocument/2006/relationships" xmlns:wp14="http://schemas.microsoft.com/office/word/2010/wordprocessingDrawing" xmlns:wp="http://schemas.openxmlformats.org/drawingml/2006/wordprocessingDrawing" xmlns:wpg="http://schemas.microsoft.com/office/word/2010/wordprocessingGroup" xmlns:wpi="http://schemas.microsoft.com/office/word/2010/wordprocessingInk" xmlns:wps="http://schemas.microsoft.com/office/word/2010/wordprocessingShape" xmlns:o="urn:schemas-microsoft-com:office:office" xmlns:v="urn:schemas-microsoft-com:vml" xmlns:w10="urn:schemas-microsoft-com:office:word" xmlns:w="http://schemas.openxmlformats.org/wordprocessingml/2006/main" xmlns:w14="http://schemas.microsoft.com/office/word/2010/wordml" xmlns:w15="http://schemas.microsoft.com/office/word/2012/wordml" xmlns:w16cex="http://schemas.microsoft.com/office/word/2018/wordml/cex" xmlns:w16cid="http://schemas.microsoft.com/office/word/2016/wordml/cid" xmlns:w16="http://schemas.microsoft.com/office/word/2018/wordml" xmlns:w16sdtdh="http://schemas.microsoft.com/office/word/2020/wordml/sdtdatahash" xmlns:w16sdtfl="http://schemas.microsoft.com/office/word/2024/wordml/sdtformatlock" xmlns:w16se="http://schemas.microsoft.com/office/word/2015/wordml/symex" xmlns:w16du="http://schemas.microsoft.com/office/word/2023/wordml/word16du" xmlns:wne="http://schemas.microsoft.com/office/word/2006/wordml" mc:Ignorable="w14 w15 w16se w16cid w16 w16cex w16sdtdh w16sdtfl w16du wp14">
   <w:footnote w:type="separator" w:id="-1">
     <w:p>
       <w:r>
@@ -13397,7 +13081,7 @@
 </file>
 
 <file path=word/header1.xml><?xml version="1.0" encoding="utf-8"?>
-<w:hdr xmlns:wpc="http://schemas.microsoft.com/office/word/2010/wordprocessingCanvas" xmlns:cx="http://schemas.microsoft.com/office/drawing/2014/chartex" xmlns:cx1="http://schemas.microsoft.com/office/drawing/2015/9/8/chartex" xmlns:cx2="http://schemas.microsoft.com/office/drawing/2015/10/21/chartex" xmlns:cx3="http://schemas.microsoft.com/office/drawing/2016/5/9/chartex" xmlns:cx4="http://schemas.microsoft.com/office/drawing/2016/5/10/chartex" xmlns:cx5="http://schemas.microsoft.com/office/drawing/2016/5/11/chartex" xmlns:cx6="http://schemas.microsoft.com/office/drawing/2016/5/12/chartex" xmlns:cx7="http://schemas.microsoft.com/office/drawing/2016/5/13/chartex" xmlns:cx8="http://schemas.microsoft.com/office/drawing/2016/5/14/chartex" xmlns:mc="http://schemas.openxmlformats.org/markup-compatibility/2006" xmlns:aink="http://schemas.microsoft.com/office/drawing/2016/ink" xmlns:am3d="http://schemas.microsoft.com/office/drawing/2017/model3d" xmlns:o="urn:schemas-microsoft-com:office:office" xmlns:oel="http://schemas.microsoft.com/office/2019/extlst" xmlns:r="http://schemas.openxmlformats.org/officeDocument/2006/relationships" xmlns:m="http://schemas.openxmlformats.org/officeDocument/2006/math" xmlns:v="urn:schemas-microsoft-com:vml" xmlns:wp14="http://schemas.microsoft.com/office/word/2010/wordprocessingDrawing" xmlns:wp="http://schemas.openxmlformats.org/drawingml/2006/wordprocessingDrawing" xmlns:w10="urn:schemas-microsoft-com:office:word" xmlns:w="http://schemas.openxmlformats.org/wordprocessingml/2006/main" xmlns:w14="http://schemas.microsoft.com/office/word/2010/wordml" xmlns:w15="http://schemas.microsoft.com/office/word/2012/wordml" xmlns:w16cex="http://schemas.microsoft.com/office/word/2018/wordml/cex" xmlns:w16cid="http://schemas.microsoft.com/office/word/2016/wordml/cid" xmlns:w16="http://schemas.microsoft.com/office/word/2018/wordml" xmlns:w16du="http://schemas.microsoft.com/office/word/2023/wordml/word16du" xmlns:w16sdtdh="http://schemas.microsoft.com/office/word/2020/wordml/sdtdatahash" xmlns:w16sdtfl="http://schemas.microsoft.com/office/word/2024/wordml/sdtformatlock" xmlns:w16se="http://schemas.microsoft.com/office/word/2015/wordml/symex" xmlns:wpg="http://schemas.microsoft.com/office/word/2010/wordprocessingGroup" xmlns:wpi="http://schemas.microsoft.com/office/word/2010/wordprocessingInk" xmlns:wne="http://schemas.microsoft.com/office/word/2006/wordml" xmlns:wps="http://schemas.microsoft.com/office/word/2010/wordprocessingShape" mc:Ignorable="w14 w15 w16se w16cid w16 w16cex w16sdtdh w16sdtfl w16du wp14">
+<w:hdr xmlns:wpc="http://schemas.microsoft.com/office/word/2010/wordprocessingCanvas" xmlns:cx="http://schemas.microsoft.com/office/drawing/2014/chartex" xmlns:cx1="http://schemas.microsoft.com/office/drawing/2015/9/8/chartex" xmlns:cx2="http://schemas.microsoft.com/office/drawing/2015/10/21/chartex" xmlns:cx3="http://schemas.microsoft.com/office/drawing/2016/5/9/chartex" xmlns:cx4="http://schemas.microsoft.com/office/drawing/2016/5/10/chartex" xmlns:cx5="http://schemas.microsoft.com/office/drawing/2016/5/11/chartex" xmlns:cx6="http://schemas.microsoft.com/office/drawing/2016/5/12/chartex" xmlns:cx7="http://schemas.microsoft.com/office/drawing/2016/5/13/chartex" xmlns:cx8="http://schemas.microsoft.com/office/drawing/2016/5/14/chartex" xmlns:mc="http://schemas.openxmlformats.org/markup-compatibility/2006" xmlns:m="http://schemas.openxmlformats.org/officeDocument/2006/math" xmlns:aink="http://schemas.microsoft.com/office/drawing/2016/ink" xmlns:am3d="http://schemas.microsoft.com/office/drawing/2017/model3d" xmlns:oel="http://schemas.microsoft.com/office/2019/extlst" xmlns:r="http://schemas.openxmlformats.org/officeDocument/2006/relationships" xmlns:wp14="http://schemas.microsoft.com/office/word/2010/wordprocessingDrawing" xmlns:wp="http://schemas.openxmlformats.org/drawingml/2006/wordprocessingDrawing" xmlns:wpg="http://schemas.microsoft.com/office/word/2010/wordprocessingGroup" xmlns:wpi="http://schemas.microsoft.com/office/word/2010/wordprocessingInk" xmlns:wps="http://schemas.microsoft.com/office/word/2010/wordprocessingShape" xmlns:o="urn:schemas-microsoft-com:office:office" xmlns:v="urn:schemas-microsoft-com:vml" xmlns:w10="urn:schemas-microsoft-com:office:word" xmlns:w="http://schemas.openxmlformats.org/wordprocessingml/2006/main" xmlns:w14="http://schemas.microsoft.com/office/word/2010/wordml" xmlns:w15="http://schemas.microsoft.com/office/word/2012/wordml" xmlns:w16cex="http://schemas.microsoft.com/office/word/2018/wordml/cex" xmlns:w16cid="http://schemas.microsoft.com/office/word/2016/wordml/cid" xmlns:w16="http://schemas.microsoft.com/office/word/2018/wordml" xmlns:w16sdtdh="http://schemas.microsoft.com/office/word/2020/wordml/sdtdatahash" xmlns:w16sdtfl="http://schemas.microsoft.com/office/word/2024/wordml/sdtformatlock" xmlns:w16se="http://schemas.microsoft.com/office/word/2015/wordml/symex" xmlns:w16du="http://schemas.microsoft.com/office/word/2023/wordml/word16du" xmlns:wne="http://schemas.microsoft.com/office/word/2006/wordml" mc:Ignorable="w14 w15 w16se w16cid w16 w16cex w16sdtdh w16sdtfl w16du wp14">
   <w:p>
     <w:pPr>
       <w:spacing w:line="360" w:lineRule="auto"/>
@@ -13474,7 +13158,7 @@
 </file>
 
 <file path=word/numbering.xml><?xml version="1.0" encoding="utf-8"?>
-<w:numbering xmlns:wpc="http://schemas.microsoft.com/office/word/2010/wordprocessingCanvas" xmlns:cx="http://schemas.microsoft.com/office/drawing/2014/chartex" xmlns:cx1="http://schemas.microsoft.com/office/drawing/2015/9/8/chartex" xmlns:cx2="http://schemas.microsoft.com/office/drawing/2015/10/21/chartex" xmlns:cx3="http://schemas.microsoft.com/office/drawing/2016/5/9/chartex" xmlns:cx4="http://schemas.microsoft.com/office/drawing/2016/5/10/chartex" xmlns:cx5="http://schemas.microsoft.com/office/drawing/2016/5/11/chartex" xmlns:cx6="http://schemas.microsoft.com/office/drawing/2016/5/12/chartex" xmlns:cx7="http://schemas.microsoft.com/office/drawing/2016/5/13/chartex" xmlns:cx8="http://schemas.microsoft.com/office/drawing/2016/5/14/chartex" xmlns:mc="http://schemas.openxmlformats.org/markup-compatibility/2006" xmlns:aink="http://schemas.microsoft.com/office/drawing/2016/ink" xmlns:am3d="http://schemas.microsoft.com/office/drawing/2017/model3d" xmlns:o="urn:schemas-microsoft-com:office:office" xmlns:oel="http://schemas.microsoft.com/office/2019/extlst" xmlns:r="http://schemas.openxmlformats.org/officeDocument/2006/relationships" xmlns:m="http://schemas.openxmlformats.org/officeDocument/2006/math" xmlns:v="urn:schemas-microsoft-com:vml" xmlns:wp14="http://schemas.microsoft.com/office/word/2010/wordprocessingDrawing" xmlns:wp="http://schemas.openxmlformats.org/drawingml/2006/wordprocessingDrawing" xmlns:w10="urn:schemas-microsoft-com:office:word" xmlns:w="http://schemas.openxmlformats.org/wordprocessingml/2006/main" xmlns:w14="http://schemas.microsoft.com/office/word/2010/wordml" xmlns:w15="http://schemas.microsoft.com/office/word/2012/wordml" xmlns:w16cex="http://schemas.microsoft.com/office/word/2018/wordml/cex" xmlns:w16cid="http://schemas.microsoft.com/office/word/2016/wordml/cid" xmlns:w16="http://schemas.microsoft.com/office/word/2018/wordml" xmlns:w16du="http://schemas.microsoft.com/office/word/2023/wordml/word16du" xmlns:w16sdtdh="http://schemas.microsoft.com/office/word/2020/wordml/sdtdatahash" xmlns:w16sdtfl="http://schemas.microsoft.com/office/word/2024/wordml/sdtformatlock" xmlns:w16se="http://schemas.microsoft.com/office/word/2015/wordml/symex" xmlns:wpg="http://schemas.microsoft.com/office/word/2010/wordprocessingGroup" xmlns:wpi="http://schemas.microsoft.com/office/word/2010/wordprocessingInk" xmlns:wne="http://schemas.microsoft.com/office/word/2006/wordml" xmlns:wps="http://schemas.microsoft.com/office/word/2010/wordprocessingShape" mc:Ignorable="w14 w15 w16se w16cid w16 w16cex w16sdtdh w16sdtfl w16du wp14">
+<w:numbering xmlns:wpc="http://schemas.microsoft.com/office/word/2010/wordprocessingCanvas" xmlns:cx="http://schemas.microsoft.com/office/drawing/2014/chartex" xmlns:cx1="http://schemas.microsoft.com/office/drawing/2015/9/8/chartex" xmlns:cx2="http://schemas.microsoft.com/office/drawing/2015/10/21/chartex" xmlns:cx3="http://schemas.microsoft.com/office/drawing/2016/5/9/chartex" xmlns:cx4="http://schemas.microsoft.com/office/drawing/2016/5/10/chartex" xmlns:cx5="http://schemas.microsoft.com/office/drawing/2016/5/11/chartex" xmlns:cx6="http://schemas.microsoft.com/office/drawing/2016/5/12/chartex" xmlns:cx7="http://schemas.microsoft.com/office/drawing/2016/5/13/chartex" xmlns:cx8="http://schemas.microsoft.com/office/drawing/2016/5/14/chartex" xmlns:mc="http://schemas.openxmlformats.org/markup-compatibility/2006" xmlns:m="http://schemas.openxmlformats.org/officeDocument/2006/math" xmlns:aink="http://schemas.microsoft.com/office/drawing/2016/ink" xmlns:am3d="http://schemas.microsoft.com/office/drawing/2017/model3d" xmlns:oel="http://schemas.microsoft.com/office/2019/extlst" xmlns:r="http://schemas.openxmlformats.org/officeDocument/2006/relationships" xmlns:wp14="http://schemas.microsoft.com/office/word/2010/wordprocessingDrawing" xmlns:wp="http://schemas.openxmlformats.org/drawingml/2006/wordprocessingDrawing" xmlns:wpg="http://schemas.microsoft.com/office/word/2010/wordprocessingGroup" xmlns:wpi="http://schemas.microsoft.com/office/word/2010/wordprocessingInk" xmlns:wps="http://schemas.microsoft.com/office/word/2010/wordprocessingShape" xmlns:o="urn:schemas-microsoft-com:office:office" xmlns:v="urn:schemas-microsoft-com:vml" xmlns:w10="urn:schemas-microsoft-com:office:word" xmlns:w="http://schemas.openxmlformats.org/wordprocessingml/2006/main" xmlns:w14="http://schemas.microsoft.com/office/word/2010/wordml" xmlns:w15="http://schemas.microsoft.com/office/word/2012/wordml" xmlns:w16cex="http://schemas.microsoft.com/office/word/2018/wordml/cex" xmlns:w16cid="http://schemas.microsoft.com/office/word/2016/wordml/cid" xmlns:w16="http://schemas.microsoft.com/office/word/2018/wordml" xmlns:w16sdtdh="http://schemas.microsoft.com/office/word/2020/wordml/sdtdatahash" xmlns:w16sdtfl="http://schemas.microsoft.com/office/word/2024/wordml/sdtformatlock" xmlns:w16se="http://schemas.microsoft.com/office/word/2015/wordml/symex" xmlns:w16du="http://schemas.microsoft.com/office/word/2023/wordml/word16du" xmlns:wne="http://schemas.microsoft.com/office/word/2006/wordml" mc:Ignorable="w14 w15 w16se w16cid w16 w16cex w16sdtdh w16sdtfl w16du wp14">
   <w:abstractNum w:abstractNumId="0" w15:restartNumberingAfterBreak="0">
     <w:nsid w:val="717736E9"/>
     <w:multiLevelType w:val="hybridMultilevel"/>
@@ -13689,7 +13373,7 @@
 </file>
 
 <file path=word/styles.xml><?xml version="1.0" encoding="utf-8"?>
-<w:styles xmlns:mc="http://schemas.openxmlformats.org/markup-compatibility/2006" xmlns:r="http://schemas.openxmlformats.org/officeDocument/2006/relationships" xmlns:w="http://schemas.openxmlformats.org/wordprocessingml/2006/main" xmlns:w14="http://schemas.microsoft.com/office/word/2010/wordml" xmlns:w15="http://schemas.microsoft.com/office/word/2012/wordml" xmlns:w16cex="http://schemas.microsoft.com/office/word/2018/wordml/cex" xmlns:w16cid="http://schemas.microsoft.com/office/word/2016/wordml/cid" xmlns:w16="http://schemas.microsoft.com/office/word/2018/wordml" xmlns:w16du="http://schemas.microsoft.com/office/word/2023/wordml/word16du" xmlns:w16sdtdh="http://schemas.microsoft.com/office/word/2020/wordml/sdtdatahash" xmlns:w16sdtfl="http://schemas.microsoft.com/office/word/2024/wordml/sdtformatlock" xmlns:w16se="http://schemas.microsoft.com/office/word/2015/wordml/symex" mc:Ignorable="w14 w15 w16se w16cid w16 w16cex w16sdtdh w16sdtfl w16du">
+<w:styles xmlns:mc="http://schemas.openxmlformats.org/markup-compatibility/2006" xmlns:r="http://schemas.openxmlformats.org/officeDocument/2006/relationships" xmlns:w="http://schemas.openxmlformats.org/wordprocessingml/2006/main" xmlns:w14="http://schemas.microsoft.com/office/word/2010/wordml" xmlns:w15="http://schemas.microsoft.com/office/word/2012/wordml" xmlns:w16cex="http://schemas.microsoft.com/office/word/2018/wordml/cex" xmlns:w16cid="http://schemas.microsoft.com/office/word/2016/wordml/cid" xmlns:w16="http://schemas.microsoft.com/office/word/2018/wordml" xmlns:w16sdtdh="http://schemas.microsoft.com/office/word/2020/wordml/sdtdatahash" xmlns:w16sdtfl="http://schemas.microsoft.com/office/word/2024/wordml/sdtformatlock" xmlns:w16se="http://schemas.microsoft.com/office/word/2015/wordml/symex" xmlns:w16du="http://schemas.microsoft.com/office/word/2023/wordml/word16du" mc:Ignorable="w14 w15 w16se w16cid w16 w16cex w16sdtdh w16sdtfl w16du">
   <w:docDefaults>
     <w:rPrDefault>
       <w:rPr>
@@ -14572,15 +14256,6 @@
 </file>
 
 <file path=customXml/item1.xml><?xml version="1.0" encoding="utf-8"?>
-<?mso-contentType ?>
-<FormTemplates xmlns="http://schemas.microsoft.com/sharepoint/v3/contenttype/forms">
-  <Display>DocumentLibraryForm</Display>
-  <Edit>DocumentLibraryForm</Edit>
-  <New>DocumentLibraryForm</New>
-</FormTemplates>
-</file>
-
-<file path=customXml/item2.xml><?xml version="1.0" encoding="utf-8"?>
 <ct:contentTypeSchema xmlns:ct="http://schemas.microsoft.com/office/2006/metadata/contentType" xmlns:ma="http://schemas.microsoft.com/office/2006/metadata/properties/metaAttributes" ct:_="" ma:_="" ma:contentTypeName="文件" ma:contentTypeID="0x0101003E2635C14F8EE44BBC261F7BCBA100F2" ma:contentTypeVersion="38" ma:contentTypeDescription="建立新的文件。" ma:contentTypeScope="" ma:versionID="eff9165ab5105ea7fdcb8a11a515aceb">
   <xsd:schema xmlns:xsd="http://www.w3.org/2001/XMLSchema" xmlns:xs="http://www.w3.org/2001/XMLSchema" xmlns:p="http://schemas.microsoft.com/office/2006/metadata/properties" xmlns:ns2="f9af4b1a-5915-4a2b-9066-73efa6198553" xmlns:ns3="7fa5448c-df01-4a58-8e81-b9de2e3bf4a4" targetNamespace="http://schemas.microsoft.com/office/2006/metadata/properties" ma:root="true" ma:fieldsID="2a115fd009880a0e664ebde29ac79402" ns2:_="" ns3:_="">
     <xsd:import namespace="f9af4b1a-5915-4a2b-9066-73efa6198553"/>
@@ -15024,6 +14699,15 @@
 </ct:contentTypeSchema>
 </file>
 
+<file path=customXml/item2.xml><?xml version="1.0" encoding="utf-8"?>
+<?mso-contentType ?>
+<FormTemplates xmlns="http://schemas.microsoft.com/sharepoint/v3/contenttype/forms">
+  <Display>DocumentLibraryForm</Display>
+  <Edit>DocumentLibraryForm</Edit>
+  <New>DocumentLibraryForm</New>
+</FormTemplates>
+</file>
+
 <file path=customXml/item3.xml><?xml version="1.0" encoding="utf-8"?>
 <p:properties xmlns:p="http://schemas.microsoft.com/office/2006/metadata/properties" xmlns:xsi="http://www.w3.org/2001/XMLSchema-instance" xmlns:pc="http://schemas.microsoft.com/office/infopath/2007/PartnerControls">
   <documentManagement>
@@ -15084,14 +14768,6 @@
 </file>
 
 <file path=customXml/itemProps1.xml><?xml version="1.0" encoding="utf-8"?>
-<ds:datastoreItem xmlns:ds="http://schemas.openxmlformats.org/officeDocument/2006/customXml" ds:itemID="{FFA9E48D-BA78-44F5-9E93-9170914A6C01}">
-  <ds:schemaRefs>
-    <ds:schemaRef ds:uri="http://schemas.microsoft.com/sharepoint/v3/contenttype/forms"/>
-  </ds:schemaRefs>
-</ds:datastoreItem>
-</file>
-
-<file path=customXml/itemProps2.xml><?xml version="1.0" encoding="utf-8"?>
 <ds:datastoreItem xmlns:ds="http://schemas.openxmlformats.org/officeDocument/2006/customXml" ds:itemID="{BE1FD342-D98B-483F-A477-FC657985DF96}">
   <ds:schemaRefs>
     <ds:schemaRef ds:uri="http://schemas.microsoft.com/office/2006/metadata/contentType"/>
@@ -15110,6 +14786,14 @@
 </ds:datastoreItem>
 </file>
 
+<file path=customXml/itemProps2.xml><?xml version="1.0" encoding="utf-8"?>
+<ds:datastoreItem xmlns:ds="http://schemas.openxmlformats.org/officeDocument/2006/customXml" ds:itemID="{FFA9E48D-BA78-44F5-9E93-9170914A6C01}">
+  <ds:schemaRefs>
+    <ds:schemaRef ds:uri="http://schemas.microsoft.com/sharepoint/v3/contenttype/forms"/>
+  </ds:schemaRefs>
+</ds:datastoreItem>
+</file>
+
 <file path=customXml/itemProps3.xml><?xml version="1.0" encoding="utf-8"?>
 <ds:datastoreItem xmlns:ds="http://schemas.openxmlformats.org/officeDocument/2006/customXml" ds:itemID="{08835791-3310-42FD-ADE2-CDC6EAE8A3B6}">
   <ds:schemaRefs>
